--- a/docs/technology-comparison-client-ai.docx
+++ b/docs/technology-comparison-client-ai.docx
@@ -105,7 +105,7 @@
           <w:sz w:val="24"/>
           <w:szCs w:val="24"/>
         </w:rPr>
-        <w:t xml:space="preserve">This document covers three of the key technical decisions: the mobile development framework, the AI approach for plan generation and the AI assistant, and the maps and places service. The server-side decisions (backend, database and component interaction) are covered by Aman Yerassyl in docs/backend-technology-comparison.md; the selected backend is Supabase (PostgreSQL). Each decision compares 2–3 realistic alternatives against criteria derived from the project requirements.</w:t>
+        <w:t xml:space="preserve">This document covers three of the key technical decisions: the client development framework (mobile and web), the AI approach for plan generation and the AI assistant, and the maps and places service. The server-side decisions (backend, database and component interaction) are covered by Aman Yerassyl in docs/backend-technology-comparison.md; the selected backend is Supabase (PostgreSQL). Each decision compares 2–3 realistic alternatives against criteria derived from the project requirements.</w:t>
       </w:r>
     </w:p>
     <w:p>
@@ -122,7 +122,7 @@
           <w:sz w:val="28"/>
           <w:szCs w:val="28"/>
         </w:rPr>
-        <w:t xml:space="preserve">1. Mobile Development Framework</w:t>
+        <w:t xml:space="preserve">1. Client Development Framework (Mobile and Web)</w:t>
       </w:r>
     </w:p>
     <w:p>
@@ -158,7 +158,7 @@
           <w:sz w:val="24"/>
           <w:szCs w:val="24"/>
         </w:rPr>
-        <w:t xml:space="preserve"> one application for Android and iOS (NFR-07), an interactive map (FR-07), real-time collaboration through the Supabase backend chosen in the server-side comparison, offline access (FR-18) and a realistic workload for a team of three students.</w:t>
+        <w:t xml:space="preserve"> one application for Android and iOS plus a web version (NFR-07), an interactive map (FR-07), real-time collaboration through the Supabase backend chosen in the server-side comparison, offline access (FR-18) and a realistic workload for a team of three students.</w:t>
       </w:r>
     </w:p>
     <w:p>
@@ -174,7 +174,7 @@
           <w:sz w:val="22"/>
           <w:szCs w:val="22"/>
         </w:rPr>
-        <w:t xml:space="preserve">Table 1. Mobile framework alternatives</w:t>
+        <w:t xml:space="preserve">Table 1. Client framework alternatives</w:t>
       </w:r>
     </w:p>
     <w:tbl>
@@ -469,65 +469,65 @@
                 <w:sz w:val="19"/>
                 <w:szCs w:val="19"/>
               </w:rPr>
-              <w:t xml:space="preserve">Performance</w:t>
-            </w:r>
-          </w:p>
-        </w:tc>
-        <w:tc>
-          <w:tcPr>
-            <w:tcW w:type="dxa" w:w="2275"/>
-            <w:tcBorders>
-              <w:top w:val="single" w:color="000000" w:sz="4"/>
-              <w:left w:val="single" w:color="000000" w:sz="4"/>
-              <w:bottom w:val="single" w:color="000000" w:sz="4"/>
-              <w:right w:val="single" w:color="000000" w:sz="4"/>
-            </w:tcBorders>
-            <w:tcMar>
-              <w:top w:type="dxa" w:w="50"/>
-              <w:left w:type="dxa" w:w="80"/>
-              <w:bottom w:type="dxa" w:w="50"/>
-              <w:right w:type="dxa" w:w="80"/>
-            </w:tcMar>
-          </w:tcPr>
-          <w:p>
-            <w:r>
-              <w:rPr>
-                <w:rFonts w:ascii="Times New Roman" w:cs="Times New Roman" w:eastAsia="Times New Roman" w:hAnsi="Times New Roman"/>
-                <w:b w:val="false"/>
-                <w:bCs w:val="false"/>
-                <w:sz w:val="19"/>
-                <w:szCs w:val="19"/>
-              </w:rPr>
-              <w:t xml:space="preserve">No clear difference from React Native in measured CPU and memory use [1]</w:t>
-            </w:r>
-          </w:p>
-        </w:tc>
-        <w:tc>
-          <w:tcPr>
-            <w:tcW w:type="dxa" w:w="2275"/>
-            <w:tcBorders>
-              <w:top w:val="single" w:color="000000" w:sz="4"/>
-              <w:left w:val="single" w:color="000000" w:sz="4"/>
-              <w:bottom w:val="single" w:color="000000" w:sz="4"/>
-              <w:right w:val="single" w:color="000000" w:sz="4"/>
-            </w:tcBorders>
-            <w:tcMar>
-              <w:top w:type="dxa" w:w="50"/>
-              <w:left w:type="dxa" w:w="80"/>
-              <w:bottom w:type="dxa" w:w="50"/>
-              <w:right w:type="dxa" w:w="80"/>
-            </w:tcMar>
-          </w:tcPr>
-          <w:p>
-            <w:r>
-              <w:rPr>
-                <w:rFonts w:ascii="Times New Roman" w:cs="Times New Roman" w:eastAsia="Times New Roman" w:hAnsi="Times New Roman"/>
-                <w:b w:val="false"/>
-                <w:bCs w:val="false"/>
-                <w:sz w:val="19"/>
-                <w:szCs w:val="19"/>
-              </w:rPr>
-              <w:t xml:space="preserve">No clear difference from Flutter [1]</w:t>
+              <w:t xml:space="preserve">Web version from the same codebase</w:t>
+            </w:r>
+          </w:p>
+        </w:tc>
+        <w:tc>
+          <w:tcPr>
+            <w:tcW w:type="dxa" w:w="2275"/>
+            <w:tcBorders>
+              <w:top w:val="single" w:color="000000" w:sz="4"/>
+              <w:left w:val="single" w:color="000000" w:sz="4"/>
+              <w:bottom w:val="single" w:color="000000" w:sz="4"/>
+              <w:right w:val="single" w:color="000000" w:sz="4"/>
+            </w:tcBorders>
+            <w:tcMar>
+              <w:top w:type="dxa" w:w="50"/>
+              <w:left w:type="dxa" w:w="80"/>
+              <w:bottom w:type="dxa" w:w="50"/>
+              <w:right w:type="dxa" w:w="80"/>
+            </w:tcMar>
+          </w:tcPr>
+          <w:p>
+            <w:r>
+              <w:rPr>
+                <w:rFonts w:ascii="Times New Roman" w:cs="Times New Roman" w:eastAsia="Times New Roman" w:hAnsi="Times New Roman"/>
+                <w:b w:val="false"/>
+                <w:bCs w:val="false"/>
+                <w:sz w:val="19"/>
+                <w:szCs w:val="19"/>
+              </w:rPr>
+              <w:t xml:space="preserve">Yes — Flutter builds for the web; google_maps_flutter [2] and supabase_flutter [12] support web</w:t>
+            </w:r>
+          </w:p>
+        </w:tc>
+        <w:tc>
+          <w:tcPr>
+            <w:tcW w:type="dxa" w:w="2275"/>
+            <w:tcBorders>
+              <w:top w:val="single" w:color="000000" w:sz="4"/>
+              <w:left w:val="single" w:color="000000" w:sz="4"/>
+              <w:bottom w:val="single" w:color="000000" w:sz="4"/>
+              <w:right w:val="single" w:color="000000" w:sz="4"/>
+            </w:tcBorders>
+            <w:tcMar>
+              <w:top w:type="dxa" w:w="50"/>
+              <w:left w:type="dxa" w:w="80"/>
+              <w:bottom w:type="dxa" w:w="50"/>
+              <w:right w:type="dxa" w:w="80"/>
+            </w:tcMar>
+          </w:tcPr>
+          <w:p>
+            <w:r>
+              <w:rPr>
+                <w:rFonts w:ascii="Times New Roman" w:cs="Times New Roman" w:eastAsia="Times New Roman" w:hAnsi="Times New Roman"/>
+                <w:b w:val="false"/>
+                <w:bCs w:val="false"/>
+                <w:sz w:val="19"/>
+                <w:szCs w:val="19"/>
+              </w:rPr>
+              <w:t xml:space="preserve">Partly — requires React Native for Web or a separate web app (to verify)</w:t>
             </w:r>
           </w:p>
         </w:tc>
@@ -556,7 +556,7 @@
                 <w:sz w:val="19"/>
                 <w:szCs w:val="19"/>
               </w:rPr>
-              <w:t xml:space="preserve">Highest</w:t>
+              <w:t xml:space="preserve">No — a third, separate web application</w:t>
             </w:r>
           </w:p>
         </w:tc>
@@ -591,65 +591,65 @@
                 <w:sz w:val="19"/>
                 <w:szCs w:val="19"/>
               </w:rPr>
-              <w:t xml:space="preserve">Official Google Maps plugin</w:t>
-            </w:r>
-          </w:p>
-        </w:tc>
-        <w:tc>
-          <w:tcPr>
-            <w:tcW w:type="dxa" w:w="2275"/>
-            <w:tcBorders>
-              <w:top w:val="single" w:color="000000" w:sz="4"/>
-              <w:left w:val="single" w:color="000000" w:sz="4"/>
-              <w:bottom w:val="single" w:color="000000" w:sz="4"/>
-              <w:right w:val="single" w:color="000000" w:sz="4"/>
-            </w:tcBorders>
-            <w:tcMar>
-              <w:top w:type="dxa" w:w="50"/>
-              <w:left w:type="dxa" w:w="80"/>
-              <w:bottom w:type="dxa" w:w="50"/>
-              <w:right w:type="dxa" w:w="80"/>
-            </w:tcMar>
-          </w:tcPr>
-          <w:p>
-            <w:r>
-              <w:rPr>
-                <w:rFonts w:ascii="Times New Roman" w:cs="Times New Roman" w:eastAsia="Times New Roman" w:hAnsi="Times New Roman"/>
-                <w:b w:val="false"/>
-                <w:bCs w:val="false"/>
-                <w:sz w:val="19"/>
-                <w:szCs w:val="19"/>
-              </w:rPr>
-              <w:t xml:space="preserve">Yes — google_maps_flutter, published by flutter.dev; Android, iOS and web [2]</w:t>
-            </w:r>
-          </w:p>
-        </w:tc>
-        <w:tc>
-          <w:tcPr>
-            <w:tcW w:type="dxa" w:w="2275"/>
-            <w:tcBorders>
-              <w:top w:val="single" w:color="000000" w:sz="4"/>
-              <w:left w:val="single" w:color="000000" w:sz="4"/>
-              <w:bottom w:val="single" w:color="000000" w:sz="4"/>
-              <w:right w:val="single" w:color="000000" w:sz="4"/>
-            </w:tcBorders>
-            <w:tcMar>
-              <w:top w:type="dxa" w:w="50"/>
-              <w:left w:type="dxa" w:w="80"/>
-              <w:bottom w:type="dxa" w:w="50"/>
-              <w:right w:type="dxa" w:w="80"/>
-            </w:tcMar>
-          </w:tcPr>
-          <w:p>
-            <w:r>
-              <w:rPr>
-                <w:rFonts w:ascii="Times New Roman" w:cs="Times New Roman" w:eastAsia="Times New Roman" w:hAnsi="Times New Roman"/>
-                <w:b w:val="false"/>
-                <w:bCs w:val="false"/>
-                <w:sz w:val="19"/>
-                <w:szCs w:val="19"/>
-              </w:rPr>
-              <w:t xml:space="preserve">Community library (react-native-maps)</w:t>
+              <w:t xml:space="preserve">Performance</w:t>
+            </w:r>
+          </w:p>
+        </w:tc>
+        <w:tc>
+          <w:tcPr>
+            <w:tcW w:type="dxa" w:w="2275"/>
+            <w:tcBorders>
+              <w:top w:val="single" w:color="000000" w:sz="4"/>
+              <w:left w:val="single" w:color="000000" w:sz="4"/>
+              <w:bottom w:val="single" w:color="000000" w:sz="4"/>
+              <w:right w:val="single" w:color="000000" w:sz="4"/>
+            </w:tcBorders>
+            <w:tcMar>
+              <w:top w:type="dxa" w:w="50"/>
+              <w:left w:type="dxa" w:w="80"/>
+              <w:bottom w:type="dxa" w:w="50"/>
+              <w:right w:type="dxa" w:w="80"/>
+            </w:tcMar>
+          </w:tcPr>
+          <w:p>
+            <w:r>
+              <w:rPr>
+                <w:rFonts w:ascii="Times New Roman" w:cs="Times New Roman" w:eastAsia="Times New Roman" w:hAnsi="Times New Roman"/>
+                <w:b w:val="false"/>
+                <w:bCs w:val="false"/>
+                <w:sz w:val="19"/>
+                <w:szCs w:val="19"/>
+              </w:rPr>
+              <w:t xml:space="preserve">No clear difference from React Native in measured CPU and memory use [1]</w:t>
+            </w:r>
+          </w:p>
+        </w:tc>
+        <w:tc>
+          <w:tcPr>
+            <w:tcW w:type="dxa" w:w="2275"/>
+            <w:tcBorders>
+              <w:top w:val="single" w:color="000000" w:sz="4"/>
+              <w:left w:val="single" w:color="000000" w:sz="4"/>
+              <w:bottom w:val="single" w:color="000000" w:sz="4"/>
+              <w:right w:val="single" w:color="000000" w:sz="4"/>
+            </w:tcBorders>
+            <w:tcMar>
+              <w:top w:type="dxa" w:w="50"/>
+              <w:left w:type="dxa" w:w="80"/>
+              <w:bottom w:type="dxa" w:w="50"/>
+              <w:right w:type="dxa" w:w="80"/>
+            </w:tcMar>
+          </w:tcPr>
+          <w:p>
+            <w:r>
+              <w:rPr>
+                <w:rFonts w:ascii="Times New Roman" w:cs="Times New Roman" w:eastAsia="Times New Roman" w:hAnsi="Times New Roman"/>
+                <w:b w:val="false"/>
+                <w:bCs w:val="false"/>
+                <w:sz w:val="19"/>
+                <w:szCs w:val="19"/>
+              </w:rPr>
+              <w:t xml:space="preserve">No clear difference from Flutter [1]</w:t>
             </w:r>
           </w:p>
         </w:tc>
@@ -678,7 +678,7 @@
                 <w:sz w:val="19"/>
                 <w:szCs w:val="19"/>
               </w:rPr>
-              <w:t xml:space="preserve">Yes — native SDKs</w:t>
+              <w:t xml:space="preserve">Highest</w:t>
             </w:r>
           </w:p>
         </w:tc>
@@ -713,65 +713,65 @@
                 <w:sz w:val="19"/>
                 <w:szCs w:val="19"/>
               </w:rPr>
-              <w:t xml:space="preserve">Supabase support (our backend)</w:t>
-            </w:r>
-          </w:p>
-        </w:tc>
-        <w:tc>
-          <w:tcPr>
-            <w:tcW w:type="dxa" w:w="2275"/>
-            <w:tcBorders>
-              <w:top w:val="single" w:color="000000" w:sz="4"/>
-              <w:left w:val="single" w:color="000000" w:sz="4"/>
-              <w:bottom w:val="single" w:color="000000" w:sz="4"/>
-              <w:right w:val="single" w:color="000000" w:sz="4"/>
-            </w:tcBorders>
-            <w:tcMar>
-              <w:top w:type="dxa" w:w="50"/>
-              <w:left w:type="dxa" w:w="80"/>
-              <w:bottom w:type="dxa" w:w="50"/>
-              <w:right w:type="dxa" w:w="80"/>
-            </w:tcMar>
-          </w:tcPr>
-          <w:p>
-            <w:r>
-              <w:rPr>
-                <w:rFonts w:ascii="Times New Roman" w:cs="Times New Roman" w:eastAsia="Times New Roman" w:hAnsi="Times New Roman"/>
-                <w:b w:val="false"/>
-                <w:bCs w:val="false"/>
-                <w:sz w:val="19"/>
-                <w:szCs w:val="19"/>
-              </w:rPr>
-              <w:t xml:space="preserve">Official supabase_flutter package by supabase.io: auth, database, Realtime, storage [12]</w:t>
-            </w:r>
-          </w:p>
-        </w:tc>
-        <w:tc>
-          <w:tcPr>
-            <w:tcW w:type="dxa" w:w="2275"/>
-            <w:tcBorders>
-              <w:top w:val="single" w:color="000000" w:sz="4"/>
-              <w:left w:val="single" w:color="000000" w:sz="4"/>
-              <w:bottom w:val="single" w:color="000000" w:sz="4"/>
-              <w:right w:val="single" w:color="000000" w:sz="4"/>
-            </w:tcBorders>
-            <w:tcMar>
-              <w:top w:type="dxa" w:w="50"/>
-              <w:left w:type="dxa" w:w="80"/>
-              <w:bottom w:type="dxa" w:w="50"/>
-              <w:right w:type="dxa" w:w="80"/>
-            </w:tcMar>
-          </w:tcPr>
-          <w:p>
-            <w:r>
-              <w:rPr>
-                <w:rFonts w:ascii="Times New Roman" w:cs="Times New Roman" w:eastAsia="Times New Roman" w:hAnsi="Times New Roman"/>
-                <w:b w:val="false"/>
-                <w:bCs w:val="false"/>
-                <w:sz w:val="19"/>
-                <w:szCs w:val="19"/>
-              </w:rPr>
-              <w:t xml:space="preserve">Official JavaScript client</w:t>
+              <w:t xml:space="preserve">Official Google Maps plugin</w:t>
+            </w:r>
+          </w:p>
+        </w:tc>
+        <w:tc>
+          <w:tcPr>
+            <w:tcW w:type="dxa" w:w="2275"/>
+            <w:tcBorders>
+              <w:top w:val="single" w:color="000000" w:sz="4"/>
+              <w:left w:val="single" w:color="000000" w:sz="4"/>
+              <w:bottom w:val="single" w:color="000000" w:sz="4"/>
+              <w:right w:val="single" w:color="000000" w:sz="4"/>
+            </w:tcBorders>
+            <w:tcMar>
+              <w:top w:type="dxa" w:w="50"/>
+              <w:left w:type="dxa" w:w="80"/>
+              <w:bottom w:type="dxa" w:w="50"/>
+              <w:right w:type="dxa" w:w="80"/>
+            </w:tcMar>
+          </w:tcPr>
+          <w:p>
+            <w:r>
+              <w:rPr>
+                <w:rFonts w:ascii="Times New Roman" w:cs="Times New Roman" w:eastAsia="Times New Roman" w:hAnsi="Times New Roman"/>
+                <w:b w:val="false"/>
+                <w:bCs w:val="false"/>
+                <w:sz w:val="19"/>
+                <w:szCs w:val="19"/>
+              </w:rPr>
+              <w:t xml:space="preserve">Yes — google_maps_flutter, published by flutter.dev; Android, iOS and web [2]</w:t>
+            </w:r>
+          </w:p>
+        </w:tc>
+        <w:tc>
+          <w:tcPr>
+            <w:tcW w:type="dxa" w:w="2275"/>
+            <w:tcBorders>
+              <w:top w:val="single" w:color="000000" w:sz="4"/>
+              <w:left w:val="single" w:color="000000" w:sz="4"/>
+              <w:bottom w:val="single" w:color="000000" w:sz="4"/>
+              <w:right w:val="single" w:color="000000" w:sz="4"/>
+            </w:tcBorders>
+            <w:tcMar>
+              <w:top w:type="dxa" w:w="50"/>
+              <w:left w:type="dxa" w:w="80"/>
+              <w:bottom w:type="dxa" w:w="50"/>
+              <w:right w:type="dxa" w:w="80"/>
+            </w:tcMar>
+          </w:tcPr>
+          <w:p>
+            <w:r>
+              <w:rPr>
+                <w:rFonts w:ascii="Times New Roman" w:cs="Times New Roman" w:eastAsia="Times New Roman" w:hAnsi="Times New Roman"/>
+                <w:b w:val="false"/>
+                <w:bCs w:val="false"/>
+                <w:sz w:val="19"/>
+                <w:szCs w:val="19"/>
+              </w:rPr>
+              <w:t xml:space="preserve">Community library (react-native-maps)</w:t>
             </w:r>
           </w:p>
         </w:tc>
@@ -800,7 +800,7 @@
                 <w:sz w:val="19"/>
                 <w:szCs w:val="19"/>
               </w:rPr>
-              <w:t xml:space="preserve">Official Kotlin and Swift clients (to verify)</w:t>
+              <w:t xml:space="preserve">Yes — native SDKs</w:t>
             </w:r>
           </w:p>
         </w:tc>
@@ -835,65 +835,65 @@
                 <w:sz w:val="19"/>
                 <w:szCs w:val="19"/>
               </w:rPr>
-              <w:t xml:space="preserve">2GIS map support</w:t>
-            </w:r>
-          </w:p>
-        </w:tc>
-        <w:tc>
-          <w:tcPr>
-            <w:tcW w:type="dxa" w:w="2275"/>
-            <w:tcBorders>
-              <w:top w:val="single" w:color="000000" w:sz="4"/>
-              <w:left w:val="single" w:color="000000" w:sz="4"/>
-              <w:bottom w:val="single" w:color="000000" w:sz="4"/>
-              <w:right w:val="single" w:color="000000" w:sz="4"/>
-            </w:tcBorders>
-            <w:tcMar>
-              <w:top w:type="dxa" w:w="50"/>
-              <w:left w:type="dxa" w:w="80"/>
-              <w:bottom w:type="dxa" w:w="50"/>
-              <w:right w:type="dxa" w:w="80"/>
-            </w:tcMar>
-          </w:tcPr>
-          <w:p>
-            <w:r>
-              <w:rPr>
-                <w:rFonts w:ascii="Times New Roman" w:cs="Times New Roman" w:eastAsia="Times New Roman" w:hAnsi="Times New Roman"/>
-                <w:b w:val="false"/>
-                <w:bCs w:val="false"/>
-                <w:sz w:val="19"/>
-                <w:szCs w:val="19"/>
-              </w:rPr>
-              <w:t xml:space="preserve">Official 2GIS Flutter SDK [3]</w:t>
-            </w:r>
-          </w:p>
-        </w:tc>
-        <w:tc>
-          <w:tcPr>
-            <w:tcW w:type="dxa" w:w="2275"/>
-            <w:tcBorders>
-              <w:top w:val="single" w:color="000000" w:sz="4"/>
-              <w:left w:val="single" w:color="000000" w:sz="4"/>
-              <w:bottom w:val="single" w:color="000000" w:sz="4"/>
-              <w:right w:val="single" w:color="000000" w:sz="4"/>
-            </w:tcBorders>
-            <w:tcMar>
-              <w:top w:type="dxa" w:w="50"/>
-              <w:left w:type="dxa" w:w="80"/>
-              <w:bottom w:type="dxa" w:w="50"/>
-              <w:right w:type="dxa" w:w="80"/>
-            </w:tcMar>
-          </w:tcPr>
-          <w:p>
-            <w:r>
-              <w:rPr>
-                <w:rFonts w:ascii="Times New Roman" w:cs="Times New Roman" w:eastAsia="Times New Roman" w:hAnsi="Times New Roman"/>
-                <w:b w:val="false"/>
-                <w:bCs w:val="false"/>
-                <w:sz w:val="19"/>
-                <w:szCs w:val="19"/>
-              </w:rPr>
-              <w:t xml:space="preserve">To verify</w:t>
+              <w:t xml:space="preserve">Supabase support (our backend)</w:t>
+            </w:r>
+          </w:p>
+        </w:tc>
+        <w:tc>
+          <w:tcPr>
+            <w:tcW w:type="dxa" w:w="2275"/>
+            <w:tcBorders>
+              <w:top w:val="single" w:color="000000" w:sz="4"/>
+              <w:left w:val="single" w:color="000000" w:sz="4"/>
+              <w:bottom w:val="single" w:color="000000" w:sz="4"/>
+              <w:right w:val="single" w:color="000000" w:sz="4"/>
+            </w:tcBorders>
+            <w:tcMar>
+              <w:top w:type="dxa" w:w="50"/>
+              <w:left w:type="dxa" w:w="80"/>
+              <w:bottom w:type="dxa" w:w="50"/>
+              <w:right w:type="dxa" w:w="80"/>
+            </w:tcMar>
+          </w:tcPr>
+          <w:p>
+            <w:r>
+              <w:rPr>
+                <w:rFonts w:ascii="Times New Roman" w:cs="Times New Roman" w:eastAsia="Times New Roman" w:hAnsi="Times New Roman"/>
+                <w:b w:val="false"/>
+                <w:bCs w:val="false"/>
+                <w:sz w:val="19"/>
+                <w:szCs w:val="19"/>
+              </w:rPr>
+              <w:t xml:space="preserve">Official supabase_flutter package by supabase.io: auth, database, Realtime, storage [12]</w:t>
+            </w:r>
+          </w:p>
+        </w:tc>
+        <w:tc>
+          <w:tcPr>
+            <w:tcW w:type="dxa" w:w="2275"/>
+            <w:tcBorders>
+              <w:top w:val="single" w:color="000000" w:sz="4"/>
+              <w:left w:val="single" w:color="000000" w:sz="4"/>
+              <w:bottom w:val="single" w:color="000000" w:sz="4"/>
+              <w:right w:val="single" w:color="000000" w:sz="4"/>
+            </w:tcBorders>
+            <w:tcMar>
+              <w:top w:type="dxa" w:w="50"/>
+              <w:left w:type="dxa" w:w="80"/>
+              <w:bottom w:type="dxa" w:w="50"/>
+              <w:right w:type="dxa" w:w="80"/>
+            </w:tcMar>
+          </w:tcPr>
+          <w:p>
+            <w:r>
+              <w:rPr>
+                <w:rFonts w:ascii="Times New Roman" w:cs="Times New Roman" w:eastAsia="Times New Roman" w:hAnsi="Times New Roman"/>
+                <w:b w:val="false"/>
+                <w:bCs w:val="false"/>
+                <w:sz w:val="19"/>
+                <w:szCs w:val="19"/>
+              </w:rPr>
+              <w:t xml:space="preserve">Official JavaScript client</w:t>
             </w:r>
           </w:p>
         </w:tc>
@@ -922,7 +922,7 @@
                 <w:sz w:val="19"/>
                 <w:szCs w:val="19"/>
               </w:rPr>
-              <w:t xml:space="preserve">Official native SDKs</w:t>
+              <w:t xml:space="preserve">Official Kotlin and Swift clients (to verify)</w:t>
             </w:r>
           </w:p>
         </w:tc>
@@ -957,65 +957,65 @@
                 <w:sz w:val="19"/>
                 <w:szCs w:val="19"/>
               </w:rPr>
-              <w:t xml:space="preserve">Team experience</w:t>
-            </w:r>
-          </w:p>
-        </w:tc>
-        <w:tc>
-          <w:tcPr>
-            <w:tcW w:type="dxa" w:w="2275"/>
-            <w:tcBorders>
-              <w:top w:val="single" w:color="000000" w:sz="4"/>
-              <w:left w:val="single" w:color="000000" w:sz="4"/>
-              <w:bottom w:val="single" w:color="000000" w:sz="4"/>
-              <w:right w:val="single" w:color="000000" w:sz="4"/>
-            </w:tcBorders>
-            <w:tcMar>
-              <w:top w:type="dxa" w:w="50"/>
-              <w:left w:type="dxa" w:w="80"/>
-              <w:bottom w:type="dxa" w:w="50"/>
-              <w:right w:type="dxa" w:w="80"/>
-            </w:tcMar>
-          </w:tcPr>
-          <w:p>
-            <w:r>
-              <w:rPr>
-                <w:rFonts w:ascii="Times New Roman" w:cs="Times New Roman" w:eastAsia="Times New Roman" w:hAnsi="Times New Roman"/>
-                <w:b w:val="false"/>
-                <w:bCs w:val="false"/>
-                <w:sz w:val="19"/>
-                <w:szCs w:val="19"/>
-              </w:rPr>
-              <w:t xml:space="preserve">Sayakhat has Flutter and Dart experience</w:t>
-            </w:r>
-          </w:p>
-        </w:tc>
-        <w:tc>
-          <w:tcPr>
-            <w:tcW w:type="dxa" w:w="2275"/>
-            <w:tcBorders>
-              <w:top w:val="single" w:color="000000" w:sz="4"/>
-              <w:left w:val="single" w:color="000000" w:sz="4"/>
-              <w:bottom w:val="single" w:color="000000" w:sz="4"/>
-              <w:right w:val="single" w:color="000000" w:sz="4"/>
-            </w:tcBorders>
-            <w:tcMar>
-              <w:top w:type="dxa" w:w="50"/>
-              <w:left w:type="dxa" w:w="80"/>
-              <w:bottom w:type="dxa" w:w="50"/>
-              <w:right w:type="dxa" w:w="80"/>
-            </w:tcMar>
-          </w:tcPr>
-          <w:p>
-            <w:r>
-              <w:rPr>
-                <w:rFonts w:ascii="Times New Roman" w:cs="Times New Roman" w:eastAsia="Times New Roman" w:hAnsi="Times New Roman"/>
-                <w:b w:val="false"/>
-                <w:bCs w:val="false"/>
-                <w:sz w:val="19"/>
-                <w:szCs w:val="19"/>
-              </w:rPr>
-              <w:t xml:space="preserve">Not the team's main stack</w:t>
+              <w:t xml:space="preserve">2GIS map support</w:t>
+            </w:r>
+          </w:p>
+        </w:tc>
+        <w:tc>
+          <w:tcPr>
+            <w:tcW w:type="dxa" w:w="2275"/>
+            <w:tcBorders>
+              <w:top w:val="single" w:color="000000" w:sz="4"/>
+              <w:left w:val="single" w:color="000000" w:sz="4"/>
+              <w:bottom w:val="single" w:color="000000" w:sz="4"/>
+              <w:right w:val="single" w:color="000000" w:sz="4"/>
+            </w:tcBorders>
+            <w:tcMar>
+              <w:top w:type="dxa" w:w="50"/>
+              <w:left w:type="dxa" w:w="80"/>
+              <w:bottom w:type="dxa" w:w="50"/>
+              <w:right w:type="dxa" w:w="80"/>
+            </w:tcMar>
+          </w:tcPr>
+          <w:p>
+            <w:r>
+              <w:rPr>
+                <w:rFonts w:ascii="Times New Roman" w:cs="Times New Roman" w:eastAsia="Times New Roman" w:hAnsi="Times New Roman"/>
+                <w:b w:val="false"/>
+                <w:bCs w:val="false"/>
+                <w:sz w:val="19"/>
+                <w:szCs w:val="19"/>
+              </w:rPr>
+              <w:t xml:space="preserve">Official 2GIS Flutter SDK [3]</w:t>
+            </w:r>
+          </w:p>
+        </w:tc>
+        <w:tc>
+          <w:tcPr>
+            <w:tcW w:type="dxa" w:w="2275"/>
+            <w:tcBorders>
+              <w:top w:val="single" w:color="000000" w:sz="4"/>
+              <w:left w:val="single" w:color="000000" w:sz="4"/>
+              <w:bottom w:val="single" w:color="000000" w:sz="4"/>
+              <w:right w:val="single" w:color="000000" w:sz="4"/>
+            </w:tcBorders>
+            <w:tcMar>
+              <w:top w:type="dxa" w:w="50"/>
+              <w:left w:type="dxa" w:w="80"/>
+              <w:bottom w:type="dxa" w:w="50"/>
+              <w:right w:type="dxa" w:w="80"/>
+            </w:tcMar>
+          </w:tcPr>
+          <w:p>
+            <w:r>
+              <w:rPr>
+                <w:rFonts w:ascii="Times New Roman" w:cs="Times New Roman" w:eastAsia="Times New Roman" w:hAnsi="Times New Roman"/>
+                <w:b w:val="false"/>
+                <w:bCs w:val="false"/>
+                <w:sz w:val="19"/>
+                <w:szCs w:val="19"/>
+              </w:rPr>
+              <w:t xml:space="preserve">To verify</w:t>
             </w:r>
           </w:p>
         </w:tc>
@@ -1044,7 +1044,7 @@
                 <w:sz w:val="19"/>
                 <w:szCs w:val="19"/>
               </w:rPr>
-              <w:t xml:space="preserve">Sayakhat has built Android and iOS apps, but two codebases double the work</w:t>
+              <w:t xml:space="preserve">Official native SDKs</w:t>
             </w:r>
           </w:p>
         </w:tc>
@@ -1079,6 +1079,128 @@
                 <w:sz w:val="19"/>
                 <w:szCs w:val="19"/>
               </w:rPr>
+              <w:t xml:space="preserve">Team experience</w:t>
+            </w:r>
+          </w:p>
+        </w:tc>
+        <w:tc>
+          <w:tcPr>
+            <w:tcW w:type="dxa" w:w="2275"/>
+            <w:tcBorders>
+              <w:top w:val="single" w:color="000000" w:sz="4"/>
+              <w:left w:val="single" w:color="000000" w:sz="4"/>
+              <w:bottom w:val="single" w:color="000000" w:sz="4"/>
+              <w:right w:val="single" w:color="000000" w:sz="4"/>
+            </w:tcBorders>
+            <w:tcMar>
+              <w:top w:type="dxa" w:w="50"/>
+              <w:left w:type="dxa" w:w="80"/>
+              <w:bottom w:type="dxa" w:w="50"/>
+              <w:right w:type="dxa" w:w="80"/>
+            </w:tcMar>
+          </w:tcPr>
+          <w:p>
+            <w:r>
+              <w:rPr>
+                <w:rFonts w:ascii="Times New Roman" w:cs="Times New Roman" w:eastAsia="Times New Roman" w:hAnsi="Times New Roman"/>
+                <w:b w:val="false"/>
+                <w:bCs w:val="false"/>
+                <w:sz w:val="19"/>
+                <w:szCs w:val="19"/>
+              </w:rPr>
+              <w:t xml:space="preserve">Sayakhat has Flutter and Dart experience</w:t>
+            </w:r>
+          </w:p>
+        </w:tc>
+        <w:tc>
+          <w:tcPr>
+            <w:tcW w:type="dxa" w:w="2275"/>
+            <w:tcBorders>
+              <w:top w:val="single" w:color="000000" w:sz="4"/>
+              <w:left w:val="single" w:color="000000" w:sz="4"/>
+              <w:bottom w:val="single" w:color="000000" w:sz="4"/>
+              <w:right w:val="single" w:color="000000" w:sz="4"/>
+            </w:tcBorders>
+            <w:tcMar>
+              <w:top w:type="dxa" w:w="50"/>
+              <w:left w:type="dxa" w:w="80"/>
+              <w:bottom w:type="dxa" w:w="50"/>
+              <w:right w:type="dxa" w:w="80"/>
+            </w:tcMar>
+          </w:tcPr>
+          <w:p>
+            <w:r>
+              <w:rPr>
+                <w:rFonts w:ascii="Times New Roman" w:cs="Times New Roman" w:eastAsia="Times New Roman" w:hAnsi="Times New Roman"/>
+                <w:b w:val="false"/>
+                <w:bCs w:val="false"/>
+                <w:sz w:val="19"/>
+                <w:szCs w:val="19"/>
+              </w:rPr>
+              <w:t xml:space="preserve">Not the team's main stack</w:t>
+            </w:r>
+          </w:p>
+        </w:tc>
+        <w:tc>
+          <w:tcPr>
+            <w:tcW w:type="dxa" w:w="2276"/>
+            <w:tcBorders>
+              <w:top w:val="single" w:color="000000" w:sz="4"/>
+              <w:left w:val="single" w:color="000000" w:sz="4"/>
+              <w:bottom w:val="single" w:color="000000" w:sz="4"/>
+              <w:right w:val="single" w:color="000000" w:sz="4"/>
+            </w:tcBorders>
+            <w:tcMar>
+              <w:top w:type="dxa" w:w="50"/>
+              <w:left w:type="dxa" w:w="80"/>
+              <w:bottom w:type="dxa" w:w="50"/>
+              <w:right w:type="dxa" w:w="80"/>
+            </w:tcMar>
+          </w:tcPr>
+          <w:p>
+            <w:r>
+              <w:rPr>
+                <w:rFonts w:ascii="Times New Roman" w:cs="Times New Roman" w:eastAsia="Times New Roman" w:hAnsi="Times New Roman"/>
+                <w:b w:val="false"/>
+                <w:bCs w:val="false"/>
+                <w:sz w:val="19"/>
+                <w:szCs w:val="19"/>
+              </w:rPr>
+              <w:t xml:space="preserve">Sayakhat has built Android and iOS apps, but two codebases double the work</w:t>
+            </w:r>
+          </w:p>
+        </w:tc>
+      </w:tr>
+      <w:tr>
+        <w:trPr>
+          <w:cantSplit/>
+          <w:tblHeader w:val="false"/>
+        </w:trPr>
+        <w:tc>
+          <w:tcPr>
+            <w:tcW w:type="dxa" w:w="2200"/>
+            <w:tcBorders>
+              <w:top w:val="single" w:color="000000" w:sz="4"/>
+              <w:left w:val="single" w:color="000000" w:sz="4"/>
+              <w:bottom w:val="single" w:color="000000" w:sz="4"/>
+              <w:right w:val="single" w:color="000000" w:sz="4"/>
+            </w:tcBorders>
+            <w:tcMar>
+              <w:top w:type="dxa" w:w="50"/>
+              <w:left w:type="dxa" w:w="80"/>
+              <w:bottom w:type="dxa" w:w="50"/>
+              <w:right w:type="dxa" w:w="80"/>
+            </w:tcMar>
+          </w:tcPr>
+          <w:p>
+            <w:r>
+              <w:rPr>
+                <w:rFonts w:ascii="Times New Roman" w:cs="Times New Roman" w:eastAsia="Times New Roman" w:hAnsi="Times New Roman"/>
+                <w:b w:val="false"/>
+                <w:bCs w:val="false"/>
+                <w:sz w:val="19"/>
+                <w:szCs w:val="19"/>
+              </w:rPr>
               <w:t xml:space="preserve">Effort for a team of three</w:t>
             </w:r>
           </w:p>
@@ -1206,7 +1328,7 @@
           <w:sz w:val="24"/>
           <w:szCs w:val="24"/>
         </w:rPr>
-        <w:t xml:space="preserve"> It provides one codebase for both platforms, official packages for Google Maps [2] and Supabase [12], an official 2GIS SDK [3], and performance comparable to React Native [1]. The team already has Flutter experience. Native development would double the work.</w:t>
+        <w:t xml:space="preserve"> It provides one codebase for Android, iOS and the web version, official packages for Google Maps [2] and Supabase [12], an official 2GIS SDK [3], and performance comparable to React Native [1]. The team already has Flutter experience. Native development would require three separate clients. The web layout will be adapted to wide screens (for example, the plan list and the map side by side).</w:t>
       </w:r>
     </w:p>
     <w:p>

--- a/docs/technology-comparison-client-ai.docx
+++ b/docs/technology-comparison-client-ai.docx
@@ -105,7 +105,63 @@
           <w:sz w:val="24"/>
           <w:szCs w:val="24"/>
         </w:rPr>
-        <w:t xml:space="preserve">This document covers three of the key technical decisions: the client development framework (mobile and web), the AI approach for plan generation and the AI assistant, and the maps and places service. The server-side decisions (backend, database and component interaction) are covered by Aman Yerassyl in docs/backend-technology-comparison.md; the selected backend is Supabase (PostgreSQL). Each decision compares 2–3 realistic alternatives against criteria derived from the project requirements.</w:t>
+        <w:t xml:space="preserve"/>
+      </w:r>
+      <w:r>
+        <w:rPr>
+          <w:rFonts w:ascii="Times New Roman" w:cs="Times New Roman" w:eastAsia="Times New Roman" w:hAnsi="Times New Roman"/>
+          <w:b/>
+          <w:bCs/>
+          <w:sz w:val="24"/>
+          <w:szCs w:val="24"/>
+        </w:rPr>
+        <w:t xml:space="preserve">Revision:</w:t>
+      </w:r>
+      <w:r>
+        <w:rPr>
+          <w:rFonts w:ascii="Times New Roman" w:cs="Times New Roman" w:eastAsia="Times New Roman" w:hAnsi="Times New Roman"/>
+          <w:b w:val="false"/>
+          <w:bCs w:val="false"/>
+          <w:sz w:val="24"/>
+          <w:szCs w:val="24"/>
+        </w:rPr>
+        <w:t xml:space="preserve"> 24 October 2026. Updated for the five-outcome MVP that follows the supervisor's feedback of 23 October 2026. The decisions below are selected for implementation; </w:t>
+      </w:r>
+      <w:r>
+        <w:rPr>
+          <w:rFonts w:ascii="Times New Roman" w:cs="Times New Roman" w:eastAsia="Times New Roman" w:hAnsi="Times New Roman"/>
+          <w:b/>
+          <w:bCs/>
+          <w:sz w:val="24"/>
+          <w:szCs w:val="24"/>
+        </w:rPr>
+        <w:t xml:space="preserve">none of them is implemented or benchmarked yet</w:t>
+      </w:r>
+      <w:r>
+        <w:rPr>
+          <w:rFonts w:ascii="Times New Roman" w:cs="Times New Roman" w:eastAsia="Times New Roman" w:hAnsi="Times New Roman"/>
+          <w:b w:val="false"/>
+          <w:bCs w:val="false"/>
+          <w:sz w:val="24"/>
+          <w:szCs w:val="24"/>
+        </w:rPr>
+        <w:t xml:space="preserve">.</w:t>
+      </w:r>
+    </w:p>
+    <w:p>
+      <w:pPr>
+        <w:spacing w:after="120" w:line="300"/>
+        <w:jc w:val="both"/>
+      </w:pPr>
+      <w:r>
+        <w:rPr>
+          <w:rFonts w:ascii="Times New Roman" w:cs="Times New Roman" w:eastAsia="Times New Roman" w:hAnsi="Times New Roman"/>
+          <w:b w:val="false"/>
+          <w:bCs w:val="false"/>
+          <w:sz w:val="24"/>
+          <w:szCs w:val="24"/>
+        </w:rPr>
+        <w:t xml:space="preserve">This document covers three of the key technical decisions: the client development framework (mobile and web), the AI approach for route-draft generation (MVP outcome M2), and the maps and places service. The server-side decisions (backend, database and component interaction) are covered by Aman Yerassyl in docs/backend-technology-comparison.md; the selected backend is Supabase (PostgreSQL). Each decision compares 2–3 realistic alternatives against criteria derived from the project requirements.</w:t>
       </w:r>
     </w:p>
     <w:p>
@@ -158,7 +214,7 @@
           <w:sz w:val="24"/>
           <w:szCs w:val="24"/>
         </w:rPr>
-        <w:t xml:space="preserve"> one application for Android and iOS plus a web version (NFR-07), an interactive map (FR-07), real-time collaboration through the Supabase backend chosen in the server-side comparison, offline access (FR-18) and a realistic workload for a team of three students.</w:t>
+        <w:t xml:space="preserve"> one application for Android and iOS plus a web version (NFR-07), an interactive map (FR-07), shared editing and voting through the Supabase backend chosen in the server-side comparison (FR-05/08/09) and a realistic workload for a team of three students.</w:t>
       </w:r>
     </w:p>
     <w:p>
@@ -1381,7 +1437,7 @@
           <w:sz w:val="24"/>
           <w:szCs w:val="24"/>
         </w:rPr>
-        <w:t xml:space="preserve"> the plan must stay within the budget (FR-06), only existing places may be recommended (NFR-09), the plan must be generated in under 30 seconds (NFR-01), and the AI assistant must understand free-text requests (FR-12).</w:t>
+        <w:t xml:space="preserve"> the plan must stay within the budget (FR-06), only existing places may be recommended (NFR-09), the draft must be generated in under 30 seconds (NFR-01), and nothing may be saved before the user confirms the draft (FR-03). The conversational assistant (FR-12) is deferred and is not a criterion for this decision.</w:t>
       </w:r>
     </w:p>
     <w:p>
@@ -2429,7 +2485,7 @@
           <w:sz w:val="24"/>
           <w:szCs w:val="24"/>
         </w:rPr>
-        <w:t xml:space="preserve"> The LLM interprets the request, ranks candidate places and writes explanations; the candidate places come from our verified database; budget distribution and route ordering are calculated by code. This follows the evidence that LLMs alone fail on constrained travel planning [4] and that hybrid systems give better itineraries [7]. The concrete LLM provider will be chosen during development by testing 20 typical requests for quality, response time and cost; the API key will be stored only on the server (NFR-06).</w:t>
+        <w:t xml:space="preserve"> The LLM receives the trip parameters and a list of checked catalog candidates and returns a typed draft that references catalog IDs only; it never supplies prices or new IDs. Budget totals are calculated by code (the budget core, DIP-42), the draft is validated by code and revalidated by the server before the user's confirmation is saved. This follows the evidence that LLMs alone fail on constrained travel planning [4] and that hybrid systems give better itineraries [7]. The concrete LLM provider will be chosen during development by testing 20 typical requests for quality, response time and cost; the API key will be stored only on the server (NFR-06).</w:t>
       </w:r>
     </w:p>
     <w:p>
@@ -3445,7 +3501,7 @@
           <w:sz w:val="24"/>
           <w:szCs w:val="24"/>
         </w:rPr>
-        <w:t xml:space="preserve">3.1 Check of API Access for Astana (to do)</w:t>
+        <w:t xml:space="preserve">3.1 Check of API Access for Astana (not yet executed)</w:t>
       </w:r>
     </w:p>
     <w:p>
@@ -3509,6 +3565,39 @@
           <w:szCs w:val="24"/>
         </w:rPr>
         <w:t xml:space="preserve">Compare the results in a short table and attach screenshots in docs/evidence/. Confirm or change the decision above.</w:t>
+      </w:r>
+    </w:p>
+    <w:p>
+      <w:pPr>
+        <w:pStyle w:val="Heading1"/>
+        <w:keepNext/>
+        <w:spacing w:after="120" w:before="240"/>
+      </w:pPr>
+      <w:r>
+        <w:rPr>
+          <w:rFonts w:ascii="Times New Roman" w:cs="Times New Roman" w:eastAsia="Times New Roman" w:hAnsi="Times New Roman"/>
+          <w:b/>
+          <w:bCs/>
+          <w:sz w:val="28"/>
+          <w:szCs w:val="28"/>
+        </w:rPr>
+        <w:t xml:space="preserve">4. Implementation Status and Ownership</w:t>
+      </w:r>
+    </w:p>
+    <w:p>
+      <w:pPr>
+        <w:spacing w:after="120" w:line="300"/>
+        <w:jc w:val="both"/>
+      </w:pPr>
+      <w:r>
+        <w:rPr>
+          <w:rFonts w:ascii="Times New Roman" w:cs="Times New Roman" w:eastAsia="Times New Roman" w:hAnsi="Times New Roman"/>
+          <w:b w:val="false"/>
+          <w:bCs w:val="false"/>
+          <w:sz w:val="24"/>
+          <w:szCs w:val="24"/>
+        </w:rPr>
+        <w:t xml:space="preserve">These technologies are selected but not yet used in code. The Flutter shell, AI generation adapter and map integration are owned by Shauzat Sayakhat; the backend by Aman Yerassyl; the trip form, budget and editor by Kabysheva Zukhra (proposed split, pending review). The only implemented code is Zukhra's standalone Dart budget core, which can later be imported into the Flutter project.</w:t>
       </w:r>
     </w:p>
     <w:p>

--- a/docs/technology-comparison-client-ai.docx
+++ b/docs/technology-comparison-client-ai.docx
@@ -727,14 +727,7 @@
           </w:tcPr>
           <w:p>
             <w:r>
-              <w:rPr>
-                <w:rFonts w:ascii="Times New Roman" w:cs="Times New Roman" w:eastAsia="Times New Roman" w:hAnsi="Times New Roman"/>
-                <w:b w:val="false"/>
-                <w:bCs w:val="false"/>
-                <w:sz w:val="19"/>
-                <w:szCs w:val="19"/>
-              </w:rPr>
-              <w:t xml:space="preserve">Highest</w:t>
+              <w:t>Not benchmarked here</w:t>
             </w:r>
           </w:p>
         </w:tc>
@@ -971,14 +964,7 @@
           </w:tcPr>
           <w:p>
             <w:r>
-              <w:rPr>
-                <w:rFonts w:ascii="Times New Roman" w:cs="Times New Roman" w:eastAsia="Times New Roman" w:hAnsi="Times New Roman"/>
-                <w:b w:val="false"/>
-                <w:bCs w:val="false"/>
-                <w:sz w:val="19"/>
-                <w:szCs w:val="19"/>
-              </w:rPr>
-              <w:t xml:space="preserve">Official Kotlin and Swift clients (to verify)</w:t>
+              <w:t>Kotlin/Swift clients; support status to verify</w:t>
             </w:r>
           </w:p>
         </w:tc>
@@ -3597,7 +3583,7 @@
           <w:sz w:val="24"/>
           <w:szCs w:val="24"/>
         </w:rPr>
-        <w:t xml:space="preserve">These technologies are selected but not yet used in code. The Flutter shell, AI generation adapter and map integration are owned by Shauzat Sayakhat; the backend by Aman Yerassyl; the trip form, budget and editor by Kabysheva Zukhra (proposed split, pending review). The only implemented code is Zukhra's standalone Dart budget core, which can later be imported into the Flutter project.</w:t>
+        <w:t>These technologies are selected but not yet used in code. The Flutter shell, AI generation adapter and map integration are owned by Shauzat Sayakhat; the backend by Aman Yerassyl; the trip form, budget and editor by Kabysheva Zukhra (proposed split, pending review). Initial executable code comprises Zukhra’s standalone Dart budget core (DIP-42; 34 deterministic checks) and Yerassyl’s pure trusted-snapshot planning guard (DIP-28; 27 local checks). These are local modules, not a deployed backend or a working Flutter application. The Dart core can later be imported into the Flutter project.</w:t>
       </w:r>
     </w:p>
     <w:p>
